--- a/informes-growth/madrigal-2026-10-14/Madrigal - growth - 2026-10-14.docx
+++ b/informes-growth/madrigal-2026-10-14/Madrigal - growth - 2026-10-14.docx
@@ -3649,7 +3649,7 @@
         <w:t xml:space="preserve"> </w:t>
       </w:r>
       <w:r>
-        <w:t xml:space="preserve">(~20 %): Nu (+19 %), Axon (+36 %), Shopify (+18 %), Snowflake (+13 %) y Samsara (+15 %), todas a precio actual con v11. La liquidez es de ≈27 EUR, así que solo cabe sustituir.</w:t>
+        <w:t xml:space="preserve">(~20 %): Nu (+19 %), Axon (+36 %), Shopify (+18 %), Snowflake (+13 %) y Samsara (+15 %), todas a precio actual con v11. La liquidez libre es casi nula, así que solo cabe sustituir.</w:t>
       </w:r>
     </w:p>
     <w:p>
@@ -3712,7 +3712,7 @@
         <w:t xml:space="preserve">Exposición</w:t>
       </w:r>
       <w:r>
-        <w:t xml:space="preserve">: no aporta exposición a la IA (Alphabet se vende mañana y no cuenta). Sí añadiría biotecnología de un solo producto a argenx, que es suplente. Para una cartera de ~13.000 EUR con posiciones de al menos 1.000 EUR, un bajista del −44 % pesa.</w:t>
+        <w:t xml:space="preserve">: no aporta exposición a la IA (Alphabet se vende mañana y no cuenta). Sí añadiría biotecnología de un solo producto a argenx, que es suplente. Para una cartera con posiciones de al menos, un bajista del −44 % pesa.</w:t>
       </w:r>
     </w:p>
     <w:p>
